--- a/КС/ЛАБА 5/ЛАБА 5.docx
+++ b/КС/ЛАБА 5/ЛАБА 5.docx
@@ -986,6 +986,7 @@
           <w:rFonts w:ascii="Times New Roman" w:hAnsi="Times New Roman" w:cs="Times New Roman"/>
           <w:b/>
           <w:bCs/>
+          <w:noProof/>
           <w:color w:val="000000" w:themeColor="text1"/>
           <w:sz w:val="28"/>
           <w:szCs w:val="28"/>
@@ -1067,7 +1068,6 @@
           <w:color w:val="000000" w:themeColor="text1"/>
           <w:sz w:val="28"/>
           <w:szCs w:val="28"/>
-          <w:lang w:val="en-US"/>
         </w:rPr>
       </w:pPr>
       <w:r>
@@ -1118,6 +1118,7 @@
       <w:r>
         <w:rPr>
           <w:rFonts w:ascii="Times New Roman" w:hAnsi="Times New Roman" w:cs="Times New Roman"/>
+          <w:noProof/>
           <w:color w:val="000000" w:themeColor="text1"/>
           <w:sz w:val="28"/>
           <w:szCs w:val="28"/>
@@ -1197,6 +1198,7 @@
       <w:r>
         <w:rPr>
           <w:rFonts w:ascii="Times New Roman" w:hAnsi="Times New Roman" w:cs="Times New Roman"/>
+          <w:noProof/>
           <w:color w:val="000000" w:themeColor="text1"/>
           <w:sz w:val="28"/>
           <w:szCs w:val="28"/>
@@ -1254,6 +1256,7 @@
       <w:r>
         <w:rPr>
           <w:rFonts w:ascii="Times New Roman" w:hAnsi="Times New Roman" w:cs="Times New Roman"/>
+          <w:noProof/>
           <w:color w:val="000000" w:themeColor="text1"/>
           <w:sz w:val="28"/>
           <w:szCs w:val="28"/>
@@ -1310,6 +1313,7 @@
       <w:r>
         <w:rPr>
           <w:rFonts w:ascii="Times New Roman" w:hAnsi="Times New Roman" w:cs="Times New Roman"/>
+          <w:noProof/>
           <w:color w:val="000000" w:themeColor="text1"/>
           <w:sz w:val="28"/>
           <w:szCs w:val="28"/>
@@ -1393,6 +1397,7 @@
       <w:r>
         <w:rPr>
           <w:rFonts w:ascii="Times New Roman" w:hAnsi="Times New Roman" w:cs="Times New Roman"/>
+          <w:noProof/>
           <w:color w:val="000000" w:themeColor="text1"/>
           <w:sz w:val="28"/>
           <w:szCs w:val="28"/>
@@ -1460,6 +1465,1199 @@
         </w:rPr>
         <w:t>Задания 1.</w:t>
       </w:r>
+    </w:p>
+    <w:p>
+      <w:pPr>
+        <w:spacing w:after="160" w:line="259" w:lineRule="auto"/>
+        <w:jc w:val="both"/>
+        <w:rPr>
+          <w:rFonts w:ascii="Times New Roman" w:hAnsi="Times New Roman" w:cs="Times New Roman"/>
+          <w:b/>
+          <w:bCs/>
+          <w:color w:val="000000" w:themeColor="text1"/>
+          <w:sz w:val="28"/>
+          <w:szCs w:val="28"/>
+          <w:lang w:val="en-US"/>
+        </w:rPr>
+      </w:pPr>
+      <w:r>
+        <w:rPr>
+          <w:rFonts w:ascii="Times New Roman" w:hAnsi="Times New Roman" w:cs="Times New Roman"/>
+          <w:b/>
+          <w:bCs/>
+          <w:color w:val="000000" w:themeColor="text1"/>
+          <w:sz w:val="28"/>
+          <w:szCs w:val="28"/>
+          <w:lang w:val="en-US"/>
+        </w:rPr>
+        <w:t>100.64.0.0</w:t>
+      </w:r>
+    </w:p>
+    <w:p>
+      <w:pPr>
+        <w:spacing w:after="160" w:line="259" w:lineRule="auto"/>
+        <w:jc w:val="both"/>
+        <w:rPr>
+          <w:rFonts w:ascii="Times New Roman" w:hAnsi="Times New Roman" w:cs="Times New Roman"/>
+          <w:b/>
+          <w:bCs/>
+          <w:color w:val="000000" w:themeColor="text1"/>
+          <w:sz w:val="28"/>
+          <w:szCs w:val="28"/>
+        </w:rPr>
+      </w:pPr>
+      <w:r>
+        <w:rPr>
+          <w:rFonts w:ascii="Times New Roman" w:hAnsi="Times New Roman" w:cs="Times New Roman"/>
+          <w:b/>
+          <w:bCs/>
+          <w:color w:val="000000" w:themeColor="text1"/>
+          <w:sz w:val="28"/>
+          <w:szCs w:val="28"/>
+        </w:rPr>
+        <w:t xml:space="preserve">Маска </w:t>
+      </w:r>
+      <w:r>
+        <w:rPr>
+          <w:rFonts w:ascii="Times New Roman" w:hAnsi="Times New Roman" w:cs="Times New Roman"/>
+          <w:b/>
+          <w:bCs/>
+          <w:color w:val="000000" w:themeColor="text1"/>
+          <w:sz w:val="28"/>
+          <w:szCs w:val="28"/>
+        </w:rPr>
+        <w:t>2</w:t>
+      </w:r>
+      <w:r>
+        <w:rPr>
+          <w:rFonts w:ascii="Times New Roman" w:hAnsi="Times New Roman" w:cs="Times New Roman"/>
+          <w:b/>
+          <w:bCs/>
+          <w:color w:val="000000" w:themeColor="text1"/>
+          <w:sz w:val="28"/>
+          <w:szCs w:val="28"/>
+        </w:rPr>
+        <w:t>6</w:t>
+      </w:r>
+      <w:r>
+        <w:rPr>
+          <w:rFonts w:ascii="Times New Roman" w:hAnsi="Times New Roman" w:cs="Times New Roman"/>
+          <w:b/>
+          <w:bCs/>
+          <w:color w:val="000000" w:themeColor="text1"/>
+          <w:sz w:val="28"/>
+          <w:szCs w:val="28"/>
+        </w:rPr>
+        <w:t xml:space="preserve"> </w:t>
+      </w:r>
+      <w:r>
+        <w:rPr>
+          <w:rFonts w:ascii="Times New Roman" w:hAnsi="Times New Roman" w:cs="Times New Roman"/>
+          <w:b/>
+          <w:bCs/>
+          <w:color w:val="000000" w:themeColor="text1"/>
+          <w:sz w:val="28"/>
+          <w:szCs w:val="28"/>
+        </w:rPr>
+        <w:t>= 2</w:t>
+      </w:r>
+      <w:r>
+        <w:rPr>
+          <w:rFonts w:ascii="Times New Roman" w:hAnsi="Times New Roman" w:cs="Times New Roman"/>
+          <w:b/>
+          <w:bCs/>
+          <w:color w:val="000000" w:themeColor="text1"/>
+          <w:sz w:val="28"/>
+          <w:szCs w:val="28"/>
+          <w:vertAlign w:val="superscript"/>
+        </w:rPr>
+        <w:t>32 – 26</w:t>
+      </w:r>
+      <w:r>
+        <w:rPr>
+          <w:rFonts w:ascii="Times New Roman" w:hAnsi="Times New Roman" w:cs="Times New Roman"/>
+          <w:b/>
+          <w:bCs/>
+          <w:color w:val="000000" w:themeColor="text1"/>
+          <w:sz w:val="28"/>
+          <w:szCs w:val="28"/>
+        </w:rPr>
+        <w:t xml:space="preserve"> = 64 адреса </w:t>
+      </w:r>
+    </w:p>
+    <w:p>
+      <w:pPr>
+        <w:spacing w:after="160" w:line="259" w:lineRule="auto"/>
+        <w:jc w:val="both"/>
+        <w:rPr>
+          <w:rFonts w:ascii="Times New Roman" w:hAnsi="Times New Roman" w:cs="Times New Roman"/>
+          <w:b/>
+          <w:bCs/>
+          <w:color w:val="000000" w:themeColor="text1"/>
+          <w:sz w:val="28"/>
+          <w:szCs w:val="28"/>
+        </w:rPr>
+      </w:pPr>
+      <w:r>
+        <w:rPr>
+          <w:rFonts w:ascii="Times New Roman" w:hAnsi="Times New Roman" w:cs="Times New Roman"/>
+          <w:b/>
+          <w:bCs/>
+          <w:color w:val="000000" w:themeColor="text1"/>
+          <w:sz w:val="28"/>
+          <w:szCs w:val="28"/>
+        </w:rPr>
+        <w:t>Делим на 4 получаем по 16 адресов с маской 28</w:t>
+      </w:r>
+    </w:p>
+    <w:p>
+      <w:pPr>
+        <w:spacing w:after="160" w:line="259" w:lineRule="auto"/>
+        <w:jc w:val="both"/>
+        <w:rPr>
+          <w:rFonts w:ascii="Times New Roman" w:hAnsi="Times New Roman" w:cs="Times New Roman"/>
+          <w:b/>
+          <w:bCs/>
+          <w:color w:val="000000" w:themeColor="text1"/>
+          <w:sz w:val="28"/>
+          <w:szCs w:val="28"/>
+          <w:lang w:val="en-US"/>
+        </w:rPr>
+      </w:pPr>
+      <w:r>
+        <w:rPr>
+          <w:rFonts w:ascii="Times New Roman" w:hAnsi="Times New Roman" w:cs="Times New Roman"/>
+          <w:b/>
+          <w:bCs/>
+          <w:color w:val="000000" w:themeColor="text1"/>
+          <w:sz w:val="28"/>
+          <w:szCs w:val="28"/>
+        </w:rPr>
+        <w:drawing>
+          <wp:inline distT="0" distB="0" distL="0" distR="0" wp14:anchorId="49501573" wp14:editId="11268AFE">
+            <wp:extent cx="2677510" cy="2033751"/>
+            <wp:effectExtent l="0" t="0" r="8890" b="5080"/>
+            <wp:docPr id="1790173001" name="Рисунок 1"/>
+            <wp:cNvGraphicFramePr>
+              <a:graphicFrameLocks xmlns:a="http://schemas.openxmlformats.org/drawingml/2006/main" noChangeAspect="1"/>
+            </wp:cNvGraphicFramePr>
+            <a:graphic xmlns:a="http://schemas.openxmlformats.org/drawingml/2006/main">
+              <a:graphicData uri="http://schemas.openxmlformats.org/drawingml/2006/picture">
+                <pic:pic xmlns:pic="http://schemas.openxmlformats.org/drawingml/2006/picture">
+                  <pic:nvPicPr>
+                    <pic:cNvPr id="1790173001" name=""/>
+                    <pic:cNvPicPr/>
+                  </pic:nvPicPr>
+                  <pic:blipFill>
+                    <a:blip r:embed="rId11"/>
+                    <a:stretch>
+                      <a:fillRect/>
+                    </a:stretch>
+                  </pic:blipFill>
+                  <pic:spPr>
+                    <a:xfrm>
+                      <a:off x="0" y="0"/>
+                      <a:ext cx="2681605" cy="2036862"/>
+                    </a:xfrm>
+                    <a:prstGeom prst="rect">
+                      <a:avLst/>
+                    </a:prstGeom>
+                  </pic:spPr>
+                </pic:pic>
+              </a:graphicData>
+            </a:graphic>
+          </wp:inline>
+        </w:drawing>
+      </w:r>
+      <w:r>
+        <w:rPr>
+          <w:rFonts w:ascii="Times New Roman" w:hAnsi="Times New Roman" w:cs="Times New Roman"/>
+          <w:b/>
+          <w:bCs/>
+          <w:color w:val="000000" w:themeColor="text1"/>
+          <w:sz w:val="28"/>
+          <w:szCs w:val="28"/>
+        </w:rPr>
+        <w:drawing>
+          <wp:inline distT="0" distB="0" distL="0" distR="0" wp14:anchorId="23F185E8" wp14:editId="778058D5">
+            <wp:extent cx="3179379" cy="706529"/>
+            <wp:effectExtent l="0" t="0" r="2540" b="0"/>
+            <wp:docPr id="286774131" name="Рисунок 1"/>
+            <wp:cNvGraphicFramePr>
+              <a:graphicFrameLocks xmlns:a="http://schemas.openxmlformats.org/drawingml/2006/main" noChangeAspect="1"/>
+            </wp:cNvGraphicFramePr>
+            <a:graphic xmlns:a="http://schemas.openxmlformats.org/drawingml/2006/main">
+              <a:graphicData uri="http://schemas.openxmlformats.org/drawingml/2006/picture">
+                <pic:pic xmlns:pic="http://schemas.openxmlformats.org/drawingml/2006/picture">
+                  <pic:nvPicPr>
+                    <pic:cNvPr id="286774131" name=""/>
+                    <pic:cNvPicPr/>
+                  </pic:nvPicPr>
+                  <pic:blipFill>
+                    <a:blip r:embed="rId12"/>
+                    <a:stretch>
+                      <a:fillRect/>
+                    </a:stretch>
+                  </pic:blipFill>
+                  <pic:spPr>
+                    <a:xfrm>
+                      <a:off x="0" y="0"/>
+                      <a:ext cx="3212698" cy="713933"/>
+                    </a:xfrm>
+                    <a:prstGeom prst="rect">
+                      <a:avLst/>
+                    </a:prstGeom>
+                  </pic:spPr>
+                </pic:pic>
+              </a:graphicData>
+            </a:graphic>
+          </wp:inline>
+        </w:drawing>
+      </w:r>
+    </w:p>
+    <w:p>
+      <w:pPr>
+        <w:spacing w:after="160" w:line="259" w:lineRule="auto"/>
+        <w:jc w:val="both"/>
+        <w:rPr>
+          <w:rFonts w:ascii="Times New Roman" w:hAnsi="Times New Roman" w:cs="Times New Roman"/>
+          <w:b/>
+          <w:bCs/>
+          <w:color w:val="000000" w:themeColor="text1"/>
+          <w:sz w:val="28"/>
+          <w:szCs w:val="28"/>
+          <w:lang w:val="en-US"/>
+        </w:rPr>
+      </w:pPr>
+      <w:r>
+        <w:rPr>
+          <w:rFonts w:ascii="Times New Roman" w:hAnsi="Times New Roman" w:cs="Times New Roman"/>
+          <w:b/>
+          <w:bCs/>
+          <w:color w:val="000000" w:themeColor="text1"/>
+          <w:sz w:val="28"/>
+          <w:szCs w:val="28"/>
+          <w:lang w:val="en-US"/>
+        </w:rPr>
+        <w:lastRenderedPageBreak/>
+        <w:drawing>
+          <wp:inline distT="0" distB="0" distL="0" distR="0" wp14:anchorId="1F34B47C" wp14:editId="42BCCF97">
+            <wp:extent cx="3037489" cy="1708710"/>
+            <wp:effectExtent l="0" t="0" r="0" b="6350"/>
+            <wp:docPr id="163336945" name="Рисунок 1"/>
+            <wp:cNvGraphicFramePr>
+              <a:graphicFrameLocks xmlns:a="http://schemas.openxmlformats.org/drawingml/2006/main" noChangeAspect="1"/>
+            </wp:cNvGraphicFramePr>
+            <a:graphic xmlns:a="http://schemas.openxmlformats.org/drawingml/2006/main">
+              <a:graphicData uri="http://schemas.openxmlformats.org/drawingml/2006/picture">
+                <pic:pic xmlns:pic="http://schemas.openxmlformats.org/drawingml/2006/picture">
+                  <pic:nvPicPr>
+                    <pic:cNvPr id="163336945" name=""/>
+                    <pic:cNvPicPr/>
+                  </pic:nvPicPr>
+                  <pic:blipFill>
+                    <a:blip r:embed="rId13"/>
+                    <a:stretch>
+                      <a:fillRect/>
+                    </a:stretch>
+                  </pic:blipFill>
+                  <pic:spPr>
+                    <a:xfrm>
+                      <a:off x="0" y="0"/>
+                      <a:ext cx="3047545" cy="1714367"/>
+                    </a:xfrm>
+                    <a:prstGeom prst="rect">
+                      <a:avLst/>
+                    </a:prstGeom>
+                  </pic:spPr>
+                </pic:pic>
+              </a:graphicData>
+            </a:graphic>
+          </wp:inline>
+        </w:drawing>
+      </w:r>
+    </w:p>
+    <w:p>
+      <w:pPr>
+        <w:spacing w:after="160" w:line="259" w:lineRule="auto"/>
+        <w:jc w:val="both"/>
+        <w:rPr>
+          <w:rFonts w:ascii="Times New Roman" w:hAnsi="Times New Roman" w:cs="Times New Roman"/>
+          <w:b/>
+          <w:bCs/>
+          <w:color w:val="000000" w:themeColor="text1"/>
+          <w:sz w:val="28"/>
+          <w:szCs w:val="28"/>
+          <w:lang w:val="en-US"/>
+        </w:rPr>
+      </w:pPr>
+      <w:r>
+        <w:rPr>
+          <w:rFonts w:ascii="Times New Roman" w:hAnsi="Times New Roman" w:cs="Times New Roman"/>
+          <w:b/>
+          <w:bCs/>
+          <w:color w:val="000000" w:themeColor="text1"/>
+          <w:sz w:val="28"/>
+          <w:szCs w:val="28"/>
+        </w:rPr>
+        <w:t>Задание 2.</w:t>
+      </w:r>
+    </w:p>
+    <w:p>
+      <w:pPr>
+        <w:spacing w:after="160" w:line="259" w:lineRule="auto"/>
+        <w:jc w:val="both"/>
+        <w:rPr>
+          <w:rFonts w:ascii="Times New Roman" w:hAnsi="Times New Roman" w:cs="Times New Roman"/>
+          <w:b/>
+          <w:bCs/>
+          <w:color w:val="000000" w:themeColor="text1"/>
+          <w:sz w:val="28"/>
+          <w:szCs w:val="28"/>
+        </w:rPr>
+      </w:pPr>
+      <w:r>
+        <w:rPr>
+          <w:rFonts w:ascii="Times New Roman" w:hAnsi="Times New Roman" w:cs="Times New Roman"/>
+          <w:b/>
+          <w:bCs/>
+          <w:color w:val="000000" w:themeColor="text1"/>
+          <w:sz w:val="28"/>
+          <w:szCs w:val="28"/>
+        </w:rPr>
+        <w:t>100.64.0.0/26</w:t>
+      </w:r>
+    </w:p>
+    <w:p>
+      <w:pPr>
+        <w:spacing w:after="160" w:line="259" w:lineRule="auto"/>
+        <w:jc w:val="both"/>
+        <w:rPr>
+          <w:rFonts w:ascii="Times New Roman" w:hAnsi="Times New Roman" w:cs="Times New Roman"/>
+          <w:b/>
+          <w:bCs/>
+          <w:color w:val="000000" w:themeColor="text1"/>
+          <w:sz w:val="28"/>
+          <w:szCs w:val="28"/>
+        </w:rPr>
+      </w:pPr>
+      <w:r>
+        <w:rPr>
+          <w:rFonts w:ascii="Times New Roman" w:hAnsi="Times New Roman" w:cs="Times New Roman"/>
+          <w:b/>
+          <w:bCs/>
+          <w:color w:val="000000" w:themeColor="text1"/>
+          <w:sz w:val="28"/>
+          <w:szCs w:val="28"/>
+        </w:rPr>
+        <w:t>Делим на 2 подсети по 32 адреса получается</w:t>
+      </w:r>
+    </w:p>
+    <w:p>
+      <w:pPr>
+        <w:spacing w:after="160" w:line="259" w:lineRule="auto"/>
+        <w:jc w:val="both"/>
+        <w:rPr>
+          <w:rFonts w:ascii="Times New Roman" w:hAnsi="Times New Roman" w:cs="Times New Roman"/>
+          <w:b/>
+          <w:bCs/>
+          <w:color w:val="000000" w:themeColor="text1"/>
+          <w:sz w:val="28"/>
+          <w:szCs w:val="28"/>
+          <w:lang w:val="en-US"/>
+        </w:rPr>
+      </w:pPr>
+      <w:r>
+        <w:rPr>
+          <w:rFonts w:ascii="Times New Roman" w:hAnsi="Times New Roman" w:cs="Times New Roman"/>
+          <w:b/>
+          <w:bCs/>
+          <w:color w:val="000000" w:themeColor="text1"/>
+          <w:sz w:val="28"/>
+          <w:szCs w:val="28"/>
+        </w:rPr>
+        <w:t>1 подсеть 100</w:t>
+      </w:r>
+      <w:r>
+        <w:rPr>
+          <w:rFonts w:ascii="Times New Roman" w:hAnsi="Times New Roman" w:cs="Times New Roman"/>
+          <w:b/>
+          <w:bCs/>
+          <w:color w:val="000000" w:themeColor="text1"/>
+          <w:sz w:val="28"/>
+          <w:szCs w:val="28"/>
+          <w:lang w:val="en-US"/>
+        </w:rPr>
+        <w:t>.64.0.1/27 – 100.64.0.30/27</w:t>
+      </w:r>
+    </w:p>
+    <w:p>
+      <w:pPr>
+        <w:spacing w:after="160" w:line="259" w:lineRule="auto"/>
+        <w:jc w:val="both"/>
+        <w:rPr>
+          <w:rFonts w:ascii="Times New Roman" w:hAnsi="Times New Roman" w:cs="Times New Roman"/>
+          <w:b/>
+          <w:bCs/>
+          <w:color w:val="000000" w:themeColor="text1"/>
+          <w:sz w:val="28"/>
+          <w:szCs w:val="28"/>
+          <w:lang w:val="en-US"/>
+        </w:rPr>
+      </w:pPr>
+      <w:r>
+        <w:rPr>
+          <w:rFonts w:ascii="Times New Roman" w:hAnsi="Times New Roman" w:cs="Times New Roman"/>
+          <w:b/>
+          <w:bCs/>
+          <w:color w:val="000000" w:themeColor="text1"/>
+          <w:sz w:val="28"/>
+          <w:szCs w:val="28"/>
+          <w:lang w:val="en-US"/>
+        </w:rPr>
+        <w:t>2</w:t>
+      </w:r>
+      <w:r>
+        <w:rPr>
+          <w:rFonts w:ascii="Times New Roman" w:hAnsi="Times New Roman" w:cs="Times New Roman"/>
+          <w:b/>
+          <w:bCs/>
+          <w:color w:val="000000" w:themeColor="text1"/>
+          <w:sz w:val="28"/>
+          <w:szCs w:val="28"/>
+        </w:rPr>
+        <w:t xml:space="preserve"> подсеть 100</w:t>
+      </w:r>
+      <w:r>
+        <w:rPr>
+          <w:rFonts w:ascii="Times New Roman" w:hAnsi="Times New Roman" w:cs="Times New Roman"/>
+          <w:b/>
+          <w:bCs/>
+          <w:color w:val="000000" w:themeColor="text1"/>
+          <w:sz w:val="28"/>
+          <w:szCs w:val="28"/>
+          <w:lang w:val="en-US"/>
+        </w:rPr>
+        <w:t>.64.0.33/27 – 100.64.0.62/27</w:t>
+      </w:r>
+    </w:p>
+    <w:p>
+      <w:pPr>
+        <w:spacing w:after="160" w:line="259" w:lineRule="auto"/>
+        <w:jc w:val="both"/>
+        <w:rPr>
+          <w:rFonts w:ascii="Times New Roman" w:hAnsi="Times New Roman" w:cs="Times New Roman"/>
+          <w:b/>
+          <w:bCs/>
+          <w:color w:val="000000" w:themeColor="text1"/>
+          <w:sz w:val="28"/>
+          <w:szCs w:val="28"/>
+        </w:rPr>
+      </w:pPr>
+      <w:r>
+        <w:rPr>
+          <w:rFonts w:ascii="Times New Roman" w:hAnsi="Times New Roman" w:cs="Times New Roman"/>
+          <w:b/>
+          <w:bCs/>
+          <w:color w:val="000000" w:themeColor="text1"/>
+          <w:sz w:val="28"/>
+          <w:szCs w:val="28"/>
+          <w:lang w:val="en-US"/>
+        </w:rPr>
+        <w:drawing>
+          <wp:inline distT="0" distB="0" distL="0" distR="0" wp14:anchorId="1E2239C5" wp14:editId="73C1023A">
+            <wp:extent cx="5939790" cy="3341370"/>
+            <wp:effectExtent l="0" t="0" r="3810" b="0"/>
+            <wp:docPr id="1375877930" name="Рисунок 1"/>
+            <wp:cNvGraphicFramePr>
+              <a:graphicFrameLocks xmlns:a="http://schemas.openxmlformats.org/drawingml/2006/main" noChangeAspect="1"/>
+            </wp:cNvGraphicFramePr>
+            <a:graphic xmlns:a="http://schemas.openxmlformats.org/drawingml/2006/main">
+              <a:graphicData uri="http://schemas.openxmlformats.org/drawingml/2006/picture">
+                <pic:pic xmlns:pic="http://schemas.openxmlformats.org/drawingml/2006/picture">
+                  <pic:nvPicPr>
+                    <pic:cNvPr id="1375877930" name=""/>
+                    <pic:cNvPicPr/>
+                  </pic:nvPicPr>
+                  <pic:blipFill>
+                    <a:blip r:embed="rId14"/>
+                    <a:stretch>
+                      <a:fillRect/>
+                    </a:stretch>
+                  </pic:blipFill>
+                  <pic:spPr>
+                    <a:xfrm>
+                      <a:off x="0" y="0"/>
+                      <a:ext cx="5939790" cy="3341370"/>
+                    </a:xfrm>
+                    <a:prstGeom prst="rect">
+                      <a:avLst/>
+                    </a:prstGeom>
+                  </pic:spPr>
+                </pic:pic>
+              </a:graphicData>
+            </a:graphic>
+          </wp:inline>
+        </w:drawing>
+      </w:r>
+    </w:p>
+    <w:p>
+      <w:pPr>
+        <w:spacing w:after="160" w:line="259" w:lineRule="auto"/>
+        <w:jc w:val="both"/>
+        <w:rPr>
+          <w:rFonts w:ascii="Times New Roman" w:hAnsi="Times New Roman" w:cs="Times New Roman"/>
+          <w:b/>
+          <w:bCs/>
+          <w:color w:val="000000" w:themeColor="text1"/>
+          <w:sz w:val="28"/>
+          <w:szCs w:val="28"/>
+        </w:rPr>
+      </w:pPr>
+      <w:r>
+        <w:rPr>
+          <w:rFonts w:ascii="Times New Roman" w:hAnsi="Times New Roman" w:cs="Times New Roman"/>
+          <w:b/>
+          <w:bCs/>
+          <w:color w:val="000000" w:themeColor="text1"/>
+          <w:sz w:val="28"/>
+          <w:szCs w:val="28"/>
+        </w:rPr>
+        <w:t>Задание 3.</w:t>
+      </w:r>
+    </w:p>
+    <w:p>
+      <w:pPr>
+        <w:spacing w:after="160" w:line="259" w:lineRule="auto"/>
+        <w:jc w:val="both"/>
+        <w:rPr>
+          <w:rFonts w:ascii="Times New Roman" w:hAnsi="Times New Roman" w:cs="Times New Roman"/>
+          <w:color w:val="000000" w:themeColor="text1"/>
+          <w:sz w:val="28"/>
+          <w:szCs w:val="28"/>
+        </w:rPr>
+      </w:pPr>
+      <w:r>
+        <w:rPr>
+          <w:rFonts w:ascii="Times New Roman" w:hAnsi="Times New Roman" w:cs="Times New Roman"/>
+          <w:color w:val="000000" w:themeColor="text1"/>
+          <w:sz w:val="28"/>
+          <w:szCs w:val="28"/>
+        </w:rPr>
+        <w:t>100.64.0.0/26</w:t>
+      </w:r>
+    </w:p>
+    <w:p>
+      <w:pPr>
+        <w:spacing w:after="160" w:line="259" w:lineRule="auto"/>
+        <w:jc w:val="both"/>
+        <w:rPr>
+          <w:rFonts w:ascii="Times New Roman" w:hAnsi="Times New Roman" w:cs="Times New Roman"/>
+          <w:color w:val="000000" w:themeColor="text1"/>
+          <w:sz w:val="28"/>
+          <w:szCs w:val="28"/>
+        </w:rPr>
+      </w:pPr>
+      <w:r>
+        <w:rPr>
+          <w:rFonts w:ascii="Times New Roman" w:hAnsi="Times New Roman" w:cs="Times New Roman"/>
+          <w:color w:val="000000" w:themeColor="text1"/>
+          <w:sz w:val="28"/>
+          <w:szCs w:val="28"/>
+        </w:rPr>
+        <w:t xml:space="preserve">На </w:t>
+      </w:r>
+      <w:proofErr w:type="gramStart"/>
+      <w:r>
+        <w:rPr>
+          <w:rFonts w:ascii="Times New Roman" w:hAnsi="Times New Roman" w:cs="Times New Roman"/>
+          <w:color w:val="000000" w:themeColor="text1"/>
+          <w:sz w:val="28"/>
+          <w:szCs w:val="28"/>
+        </w:rPr>
+        <w:t>3  подсети</w:t>
+      </w:r>
+      <w:proofErr w:type="gramEnd"/>
+      <w:r>
+        <w:rPr>
+          <w:rFonts w:ascii="Times New Roman" w:hAnsi="Times New Roman" w:cs="Times New Roman"/>
+          <w:color w:val="000000" w:themeColor="text1"/>
+          <w:sz w:val="28"/>
+          <w:szCs w:val="28"/>
+        </w:rPr>
+        <w:t xml:space="preserve"> </w:t>
+      </w:r>
+      <w:r>
+        <w:rPr>
+          <w:rFonts w:ascii="Times New Roman" w:hAnsi="Times New Roman" w:cs="Times New Roman"/>
+          <w:color w:val="000000" w:themeColor="text1"/>
+          <w:sz w:val="28"/>
+          <w:szCs w:val="28"/>
+        </w:rPr>
+        <w:t xml:space="preserve">маска 27 в пролете не хватит на 3 подсеть, </w:t>
+      </w:r>
+      <w:proofErr w:type="spellStart"/>
+      <w:r>
+        <w:rPr>
+          <w:rFonts w:ascii="Times New Roman" w:hAnsi="Times New Roman" w:cs="Times New Roman"/>
+          <w:color w:val="000000" w:themeColor="text1"/>
+          <w:sz w:val="28"/>
+          <w:szCs w:val="28"/>
+        </w:rPr>
+        <w:t>крч</w:t>
+      </w:r>
+      <w:proofErr w:type="spellEnd"/>
+      <w:r>
+        <w:rPr>
+          <w:rFonts w:ascii="Times New Roman" w:hAnsi="Times New Roman" w:cs="Times New Roman"/>
+          <w:color w:val="000000" w:themeColor="text1"/>
+          <w:sz w:val="28"/>
+          <w:szCs w:val="28"/>
+        </w:rPr>
+        <w:t xml:space="preserve"> берем по итогу 28 и получаем</w:t>
+      </w:r>
+    </w:p>
+    <w:p>
+      <w:pPr>
+        <w:spacing w:after="160" w:line="259" w:lineRule="auto"/>
+        <w:jc w:val="both"/>
+        <w:rPr>
+          <w:rFonts w:ascii="Times New Roman" w:hAnsi="Times New Roman" w:cs="Times New Roman"/>
+          <w:color w:val="000000" w:themeColor="text1"/>
+          <w:sz w:val="28"/>
+          <w:szCs w:val="28"/>
+        </w:rPr>
+      </w:pPr>
+      <w:r>
+        <w:rPr>
+          <w:rFonts w:ascii="Times New Roman" w:hAnsi="Times New Roman" w:cs="Times New Roman"/>
+          <w:color w:val="000000" w:themeColor="text1"/>
+          <w:sz w:val="28"/>
+          <w:szCs w:val="28"/>
+        </w:rPr>
+        <w:t>1</w:t>
+      </w:r>
+      <w:r>
+        <w:rPr>
+          <w:rFonts w:ascii="Times New Roman" w:hAnsi="Times New Roman" w:cs="Times New Roman"/>
+          <w:color w:val="000000" w:themeColor="text1"/>
+          <w:sz w:val="28"/>
+          <w:szCs w:val="28"/>
+          <w:lang w:val="en-US"/>
+        </w:rPr>
+        <w:t xml:space="preserve"> </w:t>
+      </w:r>
+      <w:r>
+        <w:rPr>
+          <w:rFonts w:ascii="Times New Roman" w:hAnsi="Times New Roman" w:cs="Times New Roman"/>
+          <w:color w:val="000000" w:themeColor="text1"/>
+          <w:sz w:val="28"/>
+          <w:szCs w:val="28"/>
+        </w:rPr>
+        <w:t>подсеть</w:t>
+      </w:r>
+    </w:p>
+    <w:p>
+      <w:pPr>
+        <w:spacing w:after="160" w:line="259" w:lineRule="auto"/>
+        <w:jc w:val="both"/>
+        <w:rPr>
+          <w:rFonts w:ascii="Times New Roman" w:hAnsi="Times New Roman" w:cs="Times New Roman"/>
+          <w:color w:val="000000" w:themeColor="text1"/>
+          <w:sz w:val="28"/>
+          <w:szCs w:val="28"/>
+          <w:lang w:val="en-US"/>
+        </w:rPr>
+      </w:pPr>
+      <w:r>
+        <w:rPr>
+          <w:rFonts w:ascii="Times New Roman" w:hAnsi="Times New Roman" w:cs="Times New Roman"/>
+          <w:color w:val="000000" w:themeColor="text1"/>
+          <w:sz w:val="28"/>
+          <w:szCs w:val="28"/>
+        </w:rPr>
+        <w:t>100</w:t>
+      </w:r>
+      <w:r>
+        <w:rPr>
+          <w:rFonts w:ascii="Times New Roman" w:hAnsi="Times New Roman" w:cs="Times New Roman"/>
+          <w:color w:val="000000" w:themeColor="text1"/>
+          <w:sz w:val="28"/>
+          <w:szCs w:val="28"/>
+          <w:lang w:val="en-US"/>
+        </w:rPr>
+        <w:t>.64.0.1 – 100.64.0.14</w:t>
+      </w:r>
+    </w:p>
+    <w:p>
+      <w:pPr>
+        <w:spacing w:after="160" w:line="259" w:lineRule="auto"/>
+        <w:jc w:val="both"/>
+        <w:rPr>
+          <w:rFonts w:ascii="Times New Roman" w:hAnsi="Times New Roman" w:cs="Times New Roman"/>
+          <w:color w:val="000000" w:themeColor="text1"/>
+          <w:sz w:val="28"/>
+          <w:szCs w:val="28"/>
+          <w:lang w:val="en-US"/>
+        </w:rPr>
+      </w:pPr>
+    </w:p>
+    <w:p>
+      <w:pPr>
+        <w:spacing w:after="160" w:line="259" w:lineRule="auto"/>
+        <w:jc w:val="both"/>
+        <w:rPr>
+          <w:rFonts w:ascii="Times New Roman" w:hAnsi="Times New Roman" w:cs="Times New Roman"/>
+          <w:color w:val="000000" w:themeColor="text1"/>
+          <w:sz w:val="28"/>
+          <w:szCs w:val="28"/>
+          <w:lang w:val="en-US"/>
+        </w:rPr>
+      </w:pPr>
+      <w:r>
+        <w:rPr>
+          <w:rFonts w:ascii="Times New Roman" w:hAnsi="Times New Roman" w:cs="Times New Roman"/>
+          <w:color w:val="000000" w:themeColor="text1"/>
+          <w:sz w:val="28"/>
+          <w:szCs w:val="28"/>
+          <w:lang w:val="en-US"/>
+        </w:rPr>
+        <w:lastRenderedPageBreak/>
+        <w:t>2</w:t>
+      </w:r>
+      <w:r>
+        <w:rPr>
+          <w:rFonts w:ascii="Times New Roman" w:hAnsi="Times New Roman" w:cs="Times New Roman"/>
+          <w:color w:val="000000" w:themeColor="text1"/>
+          <w:sz w:val="28"/>
+          <w:szCs w:val="28"/>
+          <w:lang w:val="en-US"/>
+        </w:rPr>
+        <w:t xml:space="preserve"> </w:t>
+      </w:r>
+      <w:r>
+        <w:rPr>
+          <w:rFonts w:ascii="Times New Roman" w:hAnsi="Times New Roman" w:cs="Times New Roman"/>
+          <w:color w:val="000000" w:themeColor="text1"/>
+          <w:sz w:val="28"/>
+          <w:szCs w:val="28"/>
+        </w:rPr>
+        <w:t>подсеть</w:t>
+      </w:r>
+    </w:p>
+    <w:p>
+      <w:pPr>
+        <w:spacing w:after="160" w:line="259" w:lineRule="auto"/>
+        <w:jc w:val="both"/>
+        <w:rPr>
+          <w:rFonts w:ascii="Times New Roman" w:hAnsi="Times New Roman" w:cs="Times New Roman"/>
+          <w:color w:val="000000" w:themeColor="text1"/>
+          <w:sz w:val="28"/>
+          <w:szCs w:val="28"/>
+          <w:lang w:val="en-US"/>
+        </w:rPr>
+      </w:pPr>
+      <w:r>
+        <w:rPr>
+          <w:rFonts w:ascii="Times New Roman" w:hAnsi="Times New Roman" w:cs="Times New Roman"/>
+          <w:color w:val="000000" w:themeColor="text1"/>
+          <w:sz w:val="28"/>
+          <w:szCs w:val="28"/>
+        </w:rPr>
+        <w:t>100</w:t>
+      </w:r>
+      <w:r>
+        <w:rPr>
+          <w:rFonts w:ascii="Times New Roman" w:hAnsi="Times New Roman" w:cs="Times New Roman"/>
+          <w:color w:val="000000" w:themeColor="text1"/>
+          <w:sz w:val="28"/>
+          <w:szCs w:val="28"/>
+          <w:lang w:val="en-US"/>
+        </w:rPr>
+        <w:t>.64.0.1</w:t>
+      </w:r>
+      <w:r>
+        <w:rPr>
+          <w:rFonts w:ascii="Times New Roman" w:hAnsi="Times New Roman" w:cs="Times New Roman"/>
+          <w:color w:val="000000" w:themeColor="text1"/>
+          <w:sz w:val="28"/>
+          <w:szCs w:val="28"/>
+          <w:lang w:val="en-US"/>
+        </w:rPr>
+        <w:t>7</w:t>
+      </w:r>
+      <w:r>
+        <w:rPr>
+          <w:rFonts w:ascii="Times New Roman" w:hAnsi="Times New Roman" w:cs="Times New Roman"/>
+          <w:color w:val="000000" w:themeColor="text1"/>
+          <w:sz w:val="28"/>
+          <w:szCs w:val="28"/>
+          <w:lang w:val="en-US"/>
+        </w:rPr>
+        <w:t xml:space="preserve"> – 100.64.0.</w:t>
+      </w:r>
+      <w:r>
+        <w:rPr>
+          <w:rFonts w:ascii="Times New Roman" w:hAnsi="Times New Roman" w:cs="Times New Roman"/>
+          <w:color w:val="000000" w:themeColor="text1"/>
+          <w:sz w:val="28"/>
+          <w:szCs w:val="28"/>
+          <w:lang w:val="en-US"/>
+        </w:rPr>
+        <w:t>30</w:t>
+      </w:r>
+    </w:p>
+    <w:p>
+      <w:pPr>
+        <w:spacing w:after="160" w:line="259" w:lineRule="auto"/>
+        <w:jc w:val="both"/>
+        <w:rPr>
+          <w:rFonts w:ascii="Times New Roman" w:hAnsi="Times New Roman" w:cs="Times New Roman"/>
+          <w:color w:val="000000" w:themeColor="text1"/>
+          <w:sz w:val="28"/>
+          <w:szCs w:val="28"/>
+          <w:lang w:val="en-US"/>
+        </w:rPr>
+      </w:pPr>
+    </w:p>
+    <w:p>
+      <w:pPr>
+        <w:spacing w:after="160" w:line="259" w:lineRule="auto"/>
+        <w:jc w:val="both"/>
+        <w:rPr>
+          <w:rFonts w:ascii="Times New Roman" w:hAnsi="Times New Roman" w:cs="Times New Roman"/>
+          <w:color w:val="000000" w:themeColor="text1"/>
+          <w:sz w:val="28"/>
+          <w:szCs w:val="28"/>
+        </w:rPr>
+      </w:pPr>
+      <w:r>
+        <w:rPr>
+          <w:rFonts w:ascii="Times New Roman" w:hAnsi="Times New Roman" w:cs="Times New Roman"/>
+          <w:color w:val="000000" w:themeColor="text1"/>
+          <w:sz w:val="28"/>
+          <w:szCs w:val="28"/>
+          <w:lang w:val="en-US"/>
+        </w:rPr>
+        <w:t>3</w:t>
+      </w:r>
+      <w:r>
+        <w:rPr>
+          <w:rFonts w:ascii="Times New Roman" w:hAnsi="Times New Roman" w:cs="Times New Roman"/>
+          <w:color w:val="000000" w:themeColor="text1"/>
+          <w:sz w:val="28"/>
+          <w:szCs w:val="28"/>
+          <w:lang w:val="en-US"/>
+        </w:rPr>
+        <w:t xml:space="preserve"> </w:t>
+      </w:r>
+      <w:r>
+        <w:rPr>
+          <w:rFonts w:ascii="Times New Roman" w:hAnsi="Times New Roman" w:cs="Times New Roman"/>
+          <w:color w:val="000000" w:themeColor="text1"/>
+          <w:sz w:val="28"/>
+          <w:szCs w:val="28"/>
+        </w:rPr>
+        <w:t>подсеть</w:t>
+      </w:r>
+    </w:p>
+    <w:p>
+      <w:pPr>
+        <w:spacing w:after="160" w:line="259" w:lineRule="auto"/>
+        <w:jc w:val="both"/>
+        <w:rPr>
+          <w:rFonts w:ascii="Times New Roman" w:hAnsi="Times New Roman" w:cs="Times New Roman"/>
+          <w:color w:val="000000" w:themeColor="text1"/>
+          <w:sz w:val="28"/>
+          <w:szCs w:val="28"/>
+          <w:lang w:val="en-US"/>
+        </w:rPr>
+      </w:pPr>
+      <w:r>
+        <w:rPr>
+          <w:rFonts w:ascii="Times New Roman" w:hAnsi="Times New Roman" w:cs="Times New Roman"/>
+          <w:color w:val="000000" w:themeColor="text1"/>
+          <w:sz w:val="28"/>
+          <w:szCs w:val="28"/>
+        </w:rPr>
+        <w:t>100</w:t>
+      </w:r>
+      <w:r>
+        <w:rPr>
+          <w:rFonts w:ascii="Times New Roman" w:hAnsi="Times New Roman" w:cs="Times New Roman"/>
+          <w:color w:val="000000" w:themeColor="text1"/>
+          <w:sz w:val="28"/>
+          <w:szCs w:val="28"/>
+          <w:lang w:val="en-US"/>
+        </w:rPr>
+        <w:t>.64.0.</w:t>
+      </w:r>
+      <w:r>
+        <w:rPr>
+          <w:rFonts w:ascii="Times New Roman" w:hAnsi="Times New Roman" w:cs="Times New Roman"/>
+          <w:color w:val="000000" w:themeColor="text1"/>
+          <w:sz w:val="28"/>
+          <w:szCs w:val="28"/>
+          <w:lang w:val="en-US"/>
+        </w:rPr>
+        <w:t>33</w:t>
+      </w:r>
+      <w:r>
+        <w:rPr>
+          <w:rFonts w:ascii="Times New Roman" w:hAnsi="Times New Roman" w:cs="Times New Roman"/>
+          <w:color w:val="000000" w:themeColor="text1"/>
+          <w:sz w:val="28"/>
+          <w:szCs w:val="28"/>
+          <w:lang w:val="en-US"/>
+        </w:rPr>
+        <w:t xml:space="preserve"> – 100.64.0.</w:t>
+      </w:r>
+      <w:r>
+        <w:rPr>
+          <w:rFonts w:ascii="Times New Roman" w:hAnsi="Times New Roman" w:cs="Times New Roman"/>
+          <w:color w:val="000000" w:themeColor="text1"/>
+          <w:sz w:val="28"/>
+          <w:szCs w:val="28"/>
+          <w:lang w:val="en-US"/>
+        </w:rPr>
+        <w:t>46</w:t>
+      </w:r>
+    </w:p>
+    <w:p>
+      <w:pPr>
+        <w:spacing w:after="160" w:line="259" w:lineRule="auto"/>
+        <w:jc w:val="both"/>
+        <w:rPr>
+          <w:rFonts w:ascii="Times New Roman" w:hAnsi="Times New Roman" w:cs="Times New Roman"/>
+          <w:color w:val="000000" w:themeColor="text1"/>
+          <w:sz w:val="28"/>
+          <w:szCs w:val="28"/>
+        </w:rPr>
+      </w:pPr>
+    </w:p>
+    <w:p>
+      <w:pPr>
+        <w:spacing w:after="160" w:line="259" w:lineRule="auto"/>
+        <w:jc w:val="both"/>
+        <w:rPr>
+          <w:rFonts w:ascii="Times New Roman" w:hAnsi="Times New Roman" w:cs="Times New Roman"/>
+          <w:color w:val="000000" w:themeColor="text1"/>
+          <w:sz w:val="28"/>
+          <w:szCs w:val="28"/>
+        </w:rPr>
+      </w:pPr>
+      <w:r>
+        <w:rPr>
+          <w:rFonts w:ascii="Times New Roman" w:hAnsi="Times New Roman" w:cs="Times New Roman"/>
+          <w:color w:val="000000" w:themeColor="text1"/>
+          <w:sz w:val="28"/>
+          <w:szCs w:val="28"/>
+        </w:rPr>
+        <w:t>Для роутеров маска 30</w:t>
+      </w:r>
+    </w:p>
+    <w:p>
+      <w:pPr>
+        <w:spacing w:after="160" w:line="259" w:lineRule="auto"/>
+        <w:jc w:val="both"/>
+        <w:rPr>
+          <w:rFonts w:ascii="Times New Roman" w:hAnsi="Times New Roman" w:cs="Times New Roman"/>
+          <w:color w:val="000000" w:themeColor="text1"/>
+          <w:sz w:val="28"/>
+          <w:szCs w:val="28"/>
+          <w:lang w:val="en-US"/>
+        </w:rPr>
+      </w:pPr>
+      <w:r>
+        <w:rPr>
+          <w:rFonts w:ascii="Times New Roman" w:hAnsi="Times New Roman" w:cs="Times New Roman"/>
+          <w:color w:val="000000" w:themeColor="text1"/>
+          <w:sz w:val="28"/>
+          <w:szCs w:val="28"/>
+        </w:rPr>
+        <w:t>100.64.0.</w:t>
+      </w:r>
+      <w:r>
+        <w:rPr>
+          <w:rFonts w:ascii="Times New Roman" w:hAnsi="Times New Roman" w:cs="Times New Roman"/>
+          <w:color w:val="000000" w:themeColor="text1"/>
+          <w:sz w:val="28"/>
+          <w:szCs w:val="28"/>
+          <w:lang w:val="en-US"/>
+        </w:rPr>
+        <w:t xml:space="preserve">253 </w:t>
+      </w:r>
+      <w:r>
+        <w:rPr>
+          <w:rFonts w:ascii="Times New Roman" w:hAnsi="Times New Roman" w:cs="Times New Roman"/>
+          <w:color w:val="000000" w:themeColor="text1"/>
+          <w:sz w:val="28"/>
+          <w:szCs w:val="28"/>
+        </w:rPr>
+        <w:t>и 100</w:t>
+      </w:r>
+      <w:r>
+        <w:rPr>
+          <w:rFonts w:ascii="Times New Roman" w:hAnsi="Times New Roman" w:cs="Times New Roman"/>
+          <w:color w:val="000000" w:themeColor="text1"/>
+          <w:sz w:val="28"/>
+          <w:szCs w:val="28"/>
+          <w:lang w:val="en-US"/>
+        </w:rPr>
+        <w:t>.64.0.254</w:t>
+      </w:r>
+    </w:p>
+    <w:p>
+      <w:pPr>
+        <w:spacing w:after="160" w:line="259" w:lineRule="auto"/>
+        <w:jc w:val="both"/>
+        <w:rPr>
+          <w:rFonts w:ascii="Times New Roman" w:hAnsi="Times New Roman" w:cs="Times New Roman"/>
+          <w:color w:val="000000" w:themeColor="text1"/>
+          <w:sz w:val="28"/>
+          <w:szCs w:val="28"/>
+          <w:lang w:val="en-US"/>
+        </w:rPr>
+      </w:pPr>
+      <w:r>
+        <w:rPr>
+          <w:rFonts w:ascii="Times New Roman" w:hAnsi="Times New Roman" w:cs="Times New Roman"/>
+          <w:color w:val="000000" w:themeColor="text1"/>
+          <w:sz w:val="28"/>
+          <w:szCs w:val="28"/>
+          <w:lang w:val="en-US"/>
+        </w:rPr>
+        <w:drawing>
+          <wp:inline distT="0" distB="0" distL="0" distR="0" wp14:anchorId="4AFBC45A" wp14:editId="6F004277">
+            <wp:extent cx="4598275" cy="2275048"/>
+            <wp:effectExtent l="0" t="0" r="0" b="0"/>
+            <wp:docPr id="1843931893" name="Рисунок 1"/>
+            <wp:cNvGraphicFramePr>
+              <a:graphicFrameLocks xmlns:a="http://schemas.openxmlformats.org/drawingml/2006/main" noChangeAspect="1"/>
+            </wp:cNvGraphicFramePr>
+            <a:graphic xmlns:a="http://schemas.openxmlformats.org/drawingml/2006/main">
+              <a:graphicData uri="http://schemas.openxmlformats.org/drawingml/2006/picture">
+                <pic:pic xmlns:pic="http://schemas.openxmlformats.org/drawingml/2006/picture">
+                  <pic:nvPicPr>
+                    <pic:cNvPr id="1843931893" name=""/>
+                    <pic:cNvPicPr/>
+                  </pic:nvPicPr>
+                  <pic:blipFill>
+                    <a:blip r:embed="rId15"/>
+                    <a:stretch>
+                      <a:fillRect/>
+                    </a:stretch>
+                  </pic:blipFill>
+                  <pic:spPr>
+                    <a:xfrm>
+                      <a:off x="0" y="0"/>
+                      <a:ext cx="4608967" cy="2280338"/>
+                    </a:xfrm>
+                    <a:prstGeom prst="rect">
+                      <a:avLst/>
+                    </a:prstGeom>
+                  </pic:spPr>
+                </pic:pic>
+              </a:graphicData>
+            </a:graphic>
+          </wp:inline>
+        </w:drawing>
+      </w:r>
+    </w:p>
+    <w:p>
+      <w:pPr>
+        <w:spacing w:after="160" w:line="259" w:lineRule="auto"/>
+        <w:jc w:val="both"/>
+        <w:rPr>
+          <w:rFonts w:ascii="Times New Roman" w:hAnsi="Times New Roman" w:cs="Times New Roman"/>
+          <w:color w:val="000000" w:themeColor="text1"/>
+          <w:sz w:val="28"/>
+          <w:szCs w:val="28"/>
+          <w:lang w:val="en-US"/>
+        </w:rPr>
+      </w:pPr>
+      <w:r>
+        <w:rPr>
+          <w:rFonts w:ascii="Times New Roman" w:hAnsi="Times New Roman" w:cs="Times New Roman"/>
+          <w:color w:val="000000" w:themeColor="text1"/>
+          <w:sz w:val="28"/>
+          <w:szCs w:val="28"/>
+          <w:lang w:val="en-US"/>
+        </w:rPr>
+        <w:drawing>
+          <wp:inline distT="0" distB="0" distL="0" distR="0" wp14:anchorId="7922818E" wp14:editId="55C807B1">
+            <wp:extent cx="4882055" cy="2746352"/>
+            <wp:effectExtent l="0" t="0" r="0" b="0"/>
+            <wp:docPr id="1360459869" name="Рисунок 1"/>
+            <wp:cNvGraphicFramePr>
+              <a:graphicFrameLocks xmlns:a="http://schemas.openxmlformats.org/drawingml/2006/main" noChangeAspect="1"/>
+            </wp:cNvGraphicFramePr>
+            <a:graphic xmlns:a="http://schemas.openxmlformats.org/drawingml/2006/main">
+              <a:graphicData uri="http://schemas.openxmlformats.org/drawingml/2006/picture">
+                <pic:pic xmlns:pic="http://schemas.openxmlformats.org/drawingml/2006/picture">
+                  <pic:nvPicPr>
+                    <pic:cNvPr id="1360459869" name=""/>
+                    <pic:cNvPicPr/>
+                  </pic:nvPicPr>
+                  <pic:blipFill>
+                    <a:blip r:embed="rId16"/>
+                    <a:stretch>
+                      <a:fillRect/>
+                    </a:stretch>
+                  </pic:blipFill>
+                  <pic:spPr>
+                    <a:xfrm flipH="1">
+                      <a:off x="0" y="0"/>
+                      <a:ext cx="4941481" cy="2779781"/>
+                    </a:xfrm>
+                    <a:prstGeom prst="rect">
+                      <a:avLst/>
+                    </a:prstGeom>
+                  </pic:spPr>
+                </pic:pic>
+              </a:graphicData>
+            </a:graphic>
+          </wp:inline>
+        </w:drawing>
+      </w:r>
+    </w:p>
+    <w:p>
+      <w:pPr>
+        <w:spacing w:after="160" w:line="259" w:lineRule="auto"/>
+        <w:jc w:val="both"/>
+        <w:rPr>
+          <w:rFonts w:ascii="Times New Roman" w:hAnsi="Times New Roman" w:cs="Times New Roman"/>
+          <w:color w:val="000000" w:themeColor="text1"/>
+          <w:sz w:val="28"/>
+          <w:szCs w:val="28"/>
+          <w:lang w:val="en-US"/>
+        </w:rPr>
+      </w:pPr>
+    </w:p>
+    <w:p>
+      <w:pPr>
+        <w:spacing w:after="160" w:line="259" w:lineRule="auto"/>
+        <w:jc w:val="both"/>
+        <w:rPr>
+          <w:rFonts w:ascii="Times New Roman" w:hAnsi="Times New Roman" w:cs="Times New Roman"/>
+          <w:color w:val="000000" w:themeColor="text1"/>
+          <w:sz w:val="28"/>
+          <w:szCs w:val="28"/>
+          <w:lang w:val="en-US"/>
+        </w:rPr>
+      </w:pPr>
+    </w:p>
+    <w:p>
+      <w:pPr>
+        <w:spacing w:after="160" w:line="259" w:lineRule="auto"/>
+        <w:jc w:val="both"/>
+        <w:rPr>
+          <w:rFonts w:ascii="Times New Roman" w:hAnsi="Times New Roman" w:cs="Times New Roman"/>
+          <w:color w:val="000000" w:themeColor="text1"/>
+          <w:sz w:val="28"/>
+          <w:szCs w:val="28"/>
+        </w:rPr>
+      </w:pPr>
     </w:p>
     <w:sectPr>
       <w:pgSz w:w="11906" w:h="16838"/>
